--- a/public/materialy/1L/6/Pro učitele/Hodnocení, testy a řešení.docx
+++ b/public/materialy/1L/6/Pro učitele/Hodnocení, testy a řešení.docx
@@ -25,7 +25,7 @@
           <w:color w:val="17211E"/>
           <w:sz w:val="52"/>
         </w:rPr>
-        <w:t>Počítačová grafika a práce s multimédii</w:t>
+        <w:t>Počítačová grafika a práce s multimédii</w:t>
       </w:r>
     </w:p>
     <w:p>
@@ -38,7 +38,7 @@
           <w:color w:val="5C6965"/>
           <w:sz w:val="26"/>
         </w:rPr>
-        <w:t>Hodnocení, testy A/B a řešení</w:t>
+        <w:t>Hodnocení, testy A/B a řešení</w:t>
       </w:r>
     </w:p>
     <w:tbl>
@@ -70,7 +70,7 @@
                 <w:color w:val="17211E"/>
                 <w:sz w:val="20"/>
               </w:rPr>
-              <w:t>Hodnotí se výsledek, postup i zdůvodnění. U otevřených úloh uznávej každou odpověď, která je věcně správná a doložená, i když je formulovaná jinak.</w:t>
+              <w:t>Hodnotí se výsledek, postup i zdůvodnění. U otevřených úloh uznávej každou odpověď, která je věcně správná a doložená, i když je formulovaná jinak.</w:t>
             </w:r>
           </w:p>
         </w:tc>
@@ -213,7 +213,7 @@
               <w:rPr>
                 <w:sz w:val="19"/>
               </w:rPr>
-              <w:t>Volba odpovídá účelu a je zdůvodněná.</w:t>
+              <w:t>Volba odpovídá účelu a je zdůvodněná.</w:t>
             </w:r>
           </w:p>
         </w:tc>
@@ -263,7 +263,7 @@
               <w:rPr>
                 <w:sz w:val="19"/>
               </w:rPr>
-              <w:t>Formát a export</w:t>
+              <w:t>Formát a export</w:t>
             </w:r>
           </w:p>
         </w:tc>
@@ -279,7 +279,7 @@
               <w:rPr>
                 <w:sz w:val="19"/>
               </w:rPr>
-              <w:t>Formát i rozlišení odpovídají cíli.</w:t>
+              <w:t>Formát i rozlišení odpovídají cíli.</w:t>
             </w:r>
           </w:p>
         </w:tc>
@@ -295,7 +295,7 @@
               <w:rPr>
                 <w:sz w:val="19"/>
               </w:rPr>
-              <w:t>Drobný nesoulad s cílem.</w:t>
+              <w:t>Drobný nesoulad s cílem.</w:t>
             </w:r>
           </w:p>
         </w:tc>
@@ -345,7 +345,7 @@
               <w:rPr>
                 <w:sz w:val="19"/>
               </w:rPr>
-              <w:t>Čisté, bez artefaktů a deformací.</w:t>
+              <w:t>Čisté, bez artefaktů a deformací.</w:t>
             </w:r>
           </w:p>
         </w:tc>
@@ -411,7 +411,7 @@
               <w:rPr>
                 <w:sz w:val="19"/>
               </w:rPr>
-              <w:t>Zdroj, vzorek i omezení uvedeny.</w:t>
+              <w:t>Zdroj, vzorek i omezení uvedeny.</w:t>
             </w:r>
           </w:p>
         </w:tc>
@@ -561,7 +561,7 @@
           <w:color w:val="17211E"/>
           <w:sz w:val="21"/>
         </w:rPr>
-        <w:t xml:space="preserve">1. Vysvětli rozdíl mezi rastrovou a vektorovou grafikou.  </w:t>
+        <w:t xml:space="preserve">1. Vysvětli rozdíl mezi rastrovou a vektorovou grafikou.  </w:t>
       </w:r>
       <w:r>
         <w:rPr>
@@ -582,7 +582,7 @@
           <w:color w:val="17211E"/>
           <w:sz w:val="21"/>
         </w:rPr>
-        <w:t xml:space="preserve">2. Který formát zvolíš pro logo s ostrými hranami? a) JPEG b) PNG c) žádný nezáleží  </w:t>
+        <w:t xml:space="preserve">2. Který formát zvolíš pro logo s ostrými hranami? a) JPEG b) PNG c) žádný nezáleží  </w:t>
       </w:r>
       <w:r>
         <w:rPr>
@@ -624,7 +624,7 @@
           <w:color w:val="17211E"/>
           <w:sz w:val="21"/>
         </w:rPr>
-        <w:t xml:space="preserve">4. Proč se u fotografie oblohy objeví při nízké barevné hloubce pásy?  </w:t>
+        <w:t xml:space="preserve">4. Proč se u fotografie oblohy objeví při nízké barevné hloubce pásy?  </w:t>
       </w:r>
       <w:r>
         <w:rPr>
@@ -645,7 +645,7 @@
           <w:color w:val="17211E"/>
           <w:sz w:val="21"/>
         </w:rPr>
-        <w:t xml:space="preserve">5. Co je vzorkovací frekvence a co ovlivňuje?  </w:t>
+        <w:t xml:space="preserve">5. Co je vzorkovací frekvence a co ovlivňuje?  </w:t>
       </w:r>
       <w:r>
         <w:rPr>
@@ -666,7 +666,7 @@
           <w:color w:val="17211E"/>
           <w:sz w:val="21"/>
         </w:rPr>
-        <w:t xml:space="preserve">6. Uveď rozdíl mezi kontejnerem a kodekem.  </w:t>
+        <w:t xml:space="preserve">6. Uveď rozdíl mezi kontejnerem a kodekem.  </w:t>
       </w:r>
       <w:r>
         <w:rPr>
@@ -708,7 +708,7 @@
           <w:color w:val="17211E"/>
           <w:sz w:val="21"/>
         </w:rPr>
-        <w:t xml:space="preserve">8. Proč se v GIMPu ukládá .xcf, když už máme .jpg?  </w:t>
+        <w:t xml:space="preserve">8. Proč se v GIMPu ukládá .xcf, když už máme .jpg?  </w:t>
       </w:r>
       <w:r>
         <w:rPr>
@@ -729,7 +729,7 @@
           <w:color w:val="17211E"/>
           <w:sz w:val="21"/>
         </w:rPr>
-        <w:t xml:space="preserve">9. Co musíš ověřit, než použiješ obrázek z internetu?  </w:t>
+        <w:t xml:space="preserve">9. Co musíš ověřit, než použiješ obrázek z internetu?  </w:t>
       </w:r>
       <w:r>
         <w:rPr>
@@ -750,7 +750,7 @@
           <w:color w:val="17211E"/>
           <w:sz w:val="21"/>
         </w:rPr>
-        <w:t xml:space="preserve">10. Kdy má smysl mluvit o DPI?  </w:t>
+        <w:t xml:space="preserve">10. Kdy má smysl mluvit o DPI?  </w:t>
       </w:r>
       <w:r>
         <w:rPr>
@@ -802,7 +802,7 @@
           <w:color w:val="17211E"/>
           <w:sz w:val="21"/>
         </w:rPr>
-        <w:t xml:space="preserve">1. Popiš, co se stane s rastrovým obrázkem při zvětšení na 800 %.  </w:t>
+        <w:t xml:space="preserve">1. Popiš, co se stane s rastrovým obrázkem při zvětšení na 800 %.  </w:t>
       </w:r>
       <w:r>
         <w:rPr>
@@ -844,7 +844,7 @@
           <w:color w:val="17211E"/>
           <w:sz w:val="21"/>
         </w:rPr>
-        <w:t xml:space="preserve">3. Vysvětli, proč je u loga JPEG větší než PNG.  </w:t>
+        <w:t xml:space="preserve">3. Vysvětli, proč je u loga JPEG větší než PNG.  </w:t>
       </w:r>
       <w:r>
         <w:rPr>
@@ -907,7 +907,7 @@
           <w:color w:val="17211E"/>
           <w:sz w:val="21"/>
         </w:rPr>
-        <w:t xml:space="preserve">6. Proč nemusí být video s nižší snímkovou frekvencí menší?  </w:t>
+        <w:t xml:space="preserve">6. Proč nemusí být video s nižší snímkovou frekvencí menší?  </w:t>
       </w:r>
       <w:r>
         <w:rPr>
@@ -949,7 +949,7 @@
           <w:color w:val="17211E"/>
           <w:sz w:val="21"/>
         </w:rPr>
-        <w:t xml:space="preserve">8. K čemu slouží vrstvy v grafickém editoru?  </w:t>
+        <w:t xml:space="preserve">8. K čemu slouží vrstvy v grafickém editoru?  </w:t>
       </w:r>
       <w:r>
         <w:rPr>
@@ -1017,7 +1017,7 @@
           <w:color w:val="0C8A83"/>
           <w:sz w:val="34"/>
         </w:rPr>
-        <w:t>Řešení a bodování</w:t>
+        <w:t>Řešení a bodování</w:t>
       </w:r>
     </w:p>
     <w:p>
@@ -1132,7 +1132,7 @@
               <w:rPr>
                 <w:sz w:val="19"/>
               </w:rPr>
-              <w:t>Rastr je mřížka pixelů s pevným počtem; vektor je matematický popis tvarů, který se vykreslí ostře v každé velikosti.</w:t>
+              <w:t>Rastr je mřížka pixelů s pevným počtem; vektor je matematický popis tvarů, který se vykreslí ostře v každé velikosti.</w:t>
             </w:r>
           </w:p>
         </w:tc>
@@ -1182,7 +1182,7 @@
               <w:rPr>
                 <w:sz w:val="19"/>
               </w:rPr>
-              <w:t>b) PNG. Bezztrátová komprese zachová ostré hrany a bývá u plošné grafiky i menší.</w:t>
+              <w:t>b) PNG. Bezztrátová komprese zachová ostré hrany a bývá u plošné grafiky i menší.</w:t>
             </w:r>
           </w:p>
         </w:tc>
@@ -1232,7 +1232,7 @@
               <w:rPr>
                 <w:sz w:val="19"/>
               </w:rPr>
-              <w:t>Část informace se při uložení zahodí natrvalo a nelze ji získat zpět.</w:t>
+              <w:t>Část informace se při uložení zahodí natrvalo a nelze ji získat zpět.</w:t>
             </w:r>
           </w:p>
         </w:tc>
@@ -1432,7 +1432,7 @@
               <w:rPr>
                 <w:sz w:val="19"/>
               </w:rPr>
-              <w:t>Například useknutá osa, 3D efekt u koláče, součet procent mimo 100 %, chybějící zdroj.</w:t>
+              <w:t>Například useknutá osa, 3D efekt u koláče, součet procent mimo 100 %, chybějící zdroj.</w:t>
             </w:r>
           </w:p>
         </w:tc>
@@ -1482,7 +1482,7 @@
               <w:rPr>
                 <w:sz w:val="19"/>
               </w:rPr>
-              <w:t>XCF zachová vrstvy a umožní vrátit se k úpravám; export do JPEG je jednosměrný a vrstvy slije.</w:t>
+              <w:t>XCF zachová vrstvy a umožní vrátit se k úpravám; export do JPEG je jednosměrný a vrstvy slije.</w:t>
             </w:r>
           </w:p>
         </w:tc>
@@ -1532,7 +1532,7 @@
               <w:rPr>
                 <w:sz w:val="19"/>
               </w:rPr>
-              <w:t>Autora a licenci, případně požadovaný způsob uvedení zdroje.</w:t>
+              <w:t>Autora a licenci, případně požadovaný způsob uvedení zdroje.</w:t>
             </w:r>
           </w:p>
         </w:tc>
@@ -1771,7 +1771,7 @@
               <w:rPr>
                 <w:sz w:val="19"/>
               </w:rPr>
-              <w:t>b) JPEG. U plynulých přechodů dá při stejné kvalitě výrazně menší soubor.</w:t>
+              <w:t>b) JPEG. U plynulých přechodů dá při stejné kvalitě výrazně menší soubor.</w:t>
             </w:r>
           </w:p>
         </w:tc>
@@ -1821,7 +1821,7 @@
               <w:rPr>
                 <w:sz w:val="19"/>
               </w:rPr>
-              <w:t>Ztrátová komprese je stavěná na plynulé přechody; na ostrých hranách vytváří artefakty a data navíc.</w:t>
+              <w:t>Ztrátová komprese je stavěná na plynulé přechody; na ostrých hranách vytváří artefakty a data navíc.</w:t>
             </w:r>
           </w:p>
         </w:tc>
@@ -1921,7 +1921,7 @@
               <w:rPr>
                 <w:sz w:val="19"/>
               </w:rPr>
-              <w:t>Zaznamenají se jen nízké tóny; vysoké frekvence se ztratí a zvuk zní tlumeně.</w:t>
+              <w:t>Zaznamenají se jen nízké tóny; vysoké frekvence se ztratí a zvuk zní tlumeně.</w:t>
             </w:r>
           </w:p>
         </w:tc>
@@ -2021,7 +2021,7 @@
               <w:rPr>
                 <w:sz w:val="19"/>
               </w:rPr>
-              <w:t>Osy od nuly, uvedený zdroj, velikost vzorku, datum a poznámka o omezení dat.</w:t>
+              <w:t>Osy od nuly, uvedený zdroj, velikost vzorku, datum a poznámka o omezení dat.</w:t>
             </w:r>
           </w:p>
         </w:tc>
@@ -2121,7 +2121,7 @@
               <w:rPr>
                 <w:sz w:val="19"/>
               </w:rPr>
-              <w:t>Aby se zobrazil správně i tam, kde není nainstalované použité písmo.</w:t>
+              <w:t>Aby se zobrazil správně i tam, kde není nainstalované použité písmo.</w:t>
             </w:r>
           </w:p>
         </w:tc>
@@ -2171,7 +2171,7 @@
               <w:rPr>
                 <w:sz w:val="19"/>
               </w:rPr>
-              <w:t>Například nižší rozlišení a silnější komprese.</w:t>
+              <w:t>Například nižší rozlišení a silnější komprese.</w:t>
             </w:r>
           </w:p>
         </w:tc>
